--- a/public/downloads/przykladowa-praca-magisterska-filologia-angielska.docx
+++ b/public/downloads/przykladowa-praca-magisterska-filologia-angielska.docx
@@ -120,7 +120,7 @@
         <w:t xml:space="preserve">(strategie tłumaczenia elementów kulturowych na materiale pary tekstów oryginał–przekład). Prace z anglistyki pisze się PO ANGIELSKU — stąd angielskie sekcje wzoru; niebieskie adnotacje po polsku objaśniają funkcję każdej części i usuń je w swojej pracy. Ten sam schemat zadziała dla analizy językoznawczej i literaturoznawczej. Pełne poradniki: praca-magisterska.pl/poradniki/</w:t>
       </w:r>
     </w:p>
-    <w:bookmarkStart w:id="20" w:name="abstract"/>
+    <w:bookmarkStart w:id="9" w:name="_abstract"/>
     <w:p>
       <w:pPr>
         <w:pStyle w:val="Heading1"/>
@@ -163,8 +163,8 @@
         <w:t xml:space="preserve">[Abstract po angielsku: cel, materiał (ile jednostek!), taksonomia, główny wynik z odsetkiem i rama teoretyczna. Uczelnia zwykle wymaga też streszczenia po polsku — sprawdź wytyczne. Zwróć uwagę na brytyjską pisownię (foreignisation) — wybierz wariant BrE lub AmE i trzymaj się go konsekwentnie w całej pracy.]</w:t>
       </w:r>
     </w:p>
-    <w:bookmarkEnd w:id="20"/>
-    <w:bookmarkStart w:id="21" w:name="table-of-contents"/>
+    <w:bookmarkEnd w:id="9"/>
+    <w:bookmarkStart w:id="10" w:name="_07062b668b7708f9a8b17187d32941e697cc337"/>
     <w:p>
       <w:pPr>
         <w:pStyle w:val="Heading1"/>
@@ -371,8 +371,8 @@
         <w:t xml:space="preserve"> </w:t>
       </w:r>
     </w:p>
-    <w:bookmarkEnd w:id="21"/>
-    <w:bookmarkStart w:id="22" w:name="introduction"/>
+    <w:bookmarkEnd w:id="10"/>
+    <w:bookmarkStart w:id="11" w:name="_introduction"/>
     <w:p>
       <w:pPr>
         <w:pStyle w:val="Heading1"/>
@@ -391,22 +391,22 @@
     </w:p>
     <w:p>
       <w:pPr>
+        <w:pStyle w:val="FirstParagraph"/>
+      </w:pPr>
+      <w:r>
+        <w:t xml:space="preserve">Culture-specific items — elements of the source text whose function and connotations pose a translation problem due to the absence of an equivalent in the target culture — have long occupied a central place in translation studies. Their treatment is commonly read as an index of the translation’s global orientation: a systematic tendency either to bring the text closer to the target reader or to preserve its foreign texture. The English translations of contemporary Polish fiction offer instructive material for such analysis, as they mediate a culture that remains relatively little known to Anglophone readers.</w:t>
+      </w:r>
+    </w:p>
+    <w:p>
+      <w:pPr>
         <w:pStyle w:val="BodyText"/>
       </w:pPr>
       <w:r>
-        <w:t xml:space="preserve">Culture-specific items — elements of the source text whose function and connotations pose a translation problem due to the absence of an equivalent in the target culture — have long occupied a central place in translation studies. Their treatment is commonly read as an index of the translation’s global orientation: a systematic tendency either to bring the text closer to the target reader or to preserve its foreign texture. The English translations of contemporary Polish fiction offer instructive material for such analysis, as they mediate a culture that remains relatively little known to Anglophone readers.</w:t>
-      </w:r>
-    </w:p>
-    <w:p>
-      <w:pPr>
-        <w:pStyle w:val="BodyText"/>
-      </w:pPr>
-      <w:r>
         <w:t xml:space="preserve">The present study addresses two research questions. RQ1: What translation strategies are applied to culture-specific items in the analysed rendering, and with what frequency? RQ2: Does the distribution of these strategies reveal a consistent orientation towards domestication or foreignisation? The thesis is organised as follows: Chapter One reviews the theoretical framework, Chapter Two presents the material and method, Chapter Three offers a category-by-category analysis, and Chapter Four discusses the findings against previous research.</w:t>
       </w:r>
     </w:p>
-    <w:bookmarkEnd w:id="22"/>
-    <w:bookmarkStart w:id="25" w:name="chapter-two-material-and-method"/>
+    <w:bookmarkEnd w:id="11"/>
+    <w:bookmarkStart w:id="14" w:name="_3b63bdd4d7b31969449448aa294bbe55a9f2c48"/>
     <w:p>
       <w:pPr>
         <w:pStyle w:val="Heading1"/>
@@ -415,7 +415,7 @@
         <w:t xml:space="preserve">Chapter Two: Material and Method</w:t>
       </w:r>
     </w:p>
-    <w:bookmarkStart w:id="23" w:name="X401603cefef6354615a5ef983986085b55b386e"/>
+    <w:bookmarkStart w:id="12" w:name="_401603cefef6354615a5ef983986085b55b386e"/>
     <w:p>
       <w:pPr>
         <w:pStyle w:val="Heading2"/>
@@ -440,8 +440,8 @@
         <w:t xml:space="preserve">[Warsztat filologa: jawne kryteria ekscerpcji, liczba jednostek, sposób rozstrzygania przypadków granicznych. Korpus par (oryginał–przekład) trafia do aneksu — recenzent będzie go kartkował.]</w:t>
       </w:r>
     </w:p>
-    <w:bookmarkEnd w:id="23"/>
-    <w:bookmarkStart w:id="24" w:name="the-taxonomy-adopted-in-the-study"/>
+    <w:bookmarkEnd w:id="12"/>
+    <w:bookmarkStart w:id="13" w:name="_6c695bcb06d06c03a5b5c0f83fdd49197a9ea34"/>
     <w:p>
       <w:pPr>
         <w:pStyle w:val="Heading2"/>
@@ -458,9 +458,9 @@
         <w:t xml:space="preserve">The analysis employs a taxonomy of seven procedures adapted from the classical typologies of translation studies: (1) borrowing (transfer of the source item, with or without italics), (2) calque, (3) explicitation (addition of explanatory material), (4) globalisation (replacement with a more general term), (5) cultural substitution (replacement with a target-culture counterpart), (6) omission, and (7) compensation. Each procedure is positioned on the domestication–foreignisation continuum, with borrowing and calque at the foreignising pole and cultural substitution and omission at the domesticating one.</w:t>
       </w:r>
     </w:p>
-    <w:bookmarkEnd w:id="24"/>
-    <w:bookmarkEnd w:id="25"/>
-    <w:bookmarkStart w:id="28" w:name="chapter-three-analysis"/>
+    <w:bookmarkEnd w:id="13"/>
+    <w:bookmarkEnd w:id="14"/>
+    <w:bookmarkStart w:id="17" w:name="_dd4f250da2c55dc36e7019987b80c282769fd4b"/>
     <w:p>
       <w:pPr>
         <w:pStyle w:val="Heading1"/>
@@ -469,7 +469,7 @@
         <w:t xml:space="preserve">Chapter Three: Analysis</w:t>
       </w:r>
     </w:p>
-    <w:bookmarkStart w:id="26" w:name="quantitative-overview-of-the-strategies"/>
+    <w:bookmarkStart w:id="15" w:name="_89417acfea54c768ec470694d7fefdd1127cf25"/>
     <w:p>
       <w:pPr>
         <w:pStyle w:val="Heading2"/>
@@ -789,8 +789,8 @@
         <w:t xml:space="preserve">[W pracy filologicznej tabela ilościowa to dopiero mapa; sednem są analizy jakościowe przykładów w podrozdziałach 3.2–3.4: oryginał → przekład → nazwana procedura → komentarz o efekcie. Sprawdź, czy N sumuje się do wielkości korpusu.]</w:t>
       </w:r>
     </w:p>
-    <w:bookmarkEnd w:id="26"/>
-    <w:bookmarkStart w:id="27" w:name="culinary-and-material-culture-items"/>
+    <w:bookmarkEnd w:id="15"/>
+    <w:bookmarkStart w:id="16" w:name="_8eebba77e625d3795b26f15905f6b66ab010b12"/>
     <w:p>
       <w:pPr>
         <w:pStyle w:val="Heading2"/>
@@ -837,9 +837,9 @@
         <w:t xml:space="preserve">[Wzorzec analizy przykładu: jednostka źródłowa (kursywą), rozwiązanie tłumacza (w cudzysłowie), nazwana procedura i KOMENTARZ O SKUTKU dla odbioru. Przykład bez komentarza to cytat, nie analiza.]</w:t>
       </w:r>
     </w:p>
-    <w:bookmarkEnd w:id="27"/>
-    <w:bookmarkEnd w:id="28"/>
-    <w:bookmarkStart w:id="29" w:name="chapter-four-discussion"/>
+    <w:bookmarkEnd w:id="16"/>
+    <w:bookmarkEnd w:id="17"/>
+    <w:bookmarkStart w:id="18" w:name="_c41bfb96617d231b54015588c1136cc3e165751"/>
     <w:p>
       <w:pPr>
         <w:pStyle w:val="Heading1"/>
@@ -856,8 +856,8 @@
         <w:t xml:space="preserve">The distribution of procedures indicates a moderately domesticating global orientation, with strategic pockets of foreignisation where local colour is judged marketable — a pattern consistent with previous findings on the Anglophone reception of Polish fiction. The asymmetry between culinary items (foreignised) and institutional references (globalised) suggests that the translator’s choices track the target reader’s presumed tolerance for the foreign rather than any uniform strategy. The study’s limitations include its single text pair and the inherent subjectivity of borderline classification, mitigated but not eliminated by the excerption criteria.</w:t>
       </w:r>
     </w:p>
-    <w:bookmarkEnd w:id="29"/>
-    <w:bookmarkStart w:id="30" w:name="conclusions"/>
+    <w:bookmarkEnd w:id="18"/>
+    <w:bookmarkStart w:id="19" w:name="_conclusions"/>
     <w:p>
       <w:pPr>
         <w:pStyle w:val="Heading1"/>
@@ -874,8 +874,8 @@
         <w:t xml:space="preserve">The thesis has answered both research questions: the translation relies predominantly on globalising and explicitating procedures (RQ1), and its global orientation is moderately domesticating, with systematic exceptions concentrated in two semantic fields (RQ2). Further research could extend the analysis to other renderings by the same translator, testing whether the observed pattern is idiosyncratic or genre-driven.</w:t>
       </w:r>
     </w:p>
-    <w:bookmarkEnd w:id="30"/>
-    <w:bookmarkStart w:id="34" w:name="references"/>
+    <w:bookmarkEnd w:id="19"/>
+    <w:bookmarkStart w:id="24" w:name="_references"/>
     <w:p>
       <w:pPr>
         <w:pStyle w:val="Heading1"/>
@@ -1011,7 +1011,7 @@
     </w:p>
     <w:p>
       <w:pPr>
-        <w:pStyle w:val="BodyText"/>
+        <w:pStyle w:val="FirstParagraph"/>
       </w:pPr>
       <w:r>
         <w:t xml:space="preserve">Wzór przygotowała redakcja serwisu</w:t>
@@ -1039,7 +1039,7 @@
           <w:b/>
           <w:bCs/>
         </w:rPr>
-        <w:t xml:space="preserve">Smart-Edu.ai — pierwsza wersja pracy w kilka godzin, nie w kilka miesięcy</w:t>
+        <w:t xml:space="preserve">„Jak napisać pracę magisterską z filologii angielskiej” — przewodnik do tego wzoru</w:t>
       </w:r>
     </w:p>
     <w:p>
@@ -1047,21 +1047,21 @@
         <w:pStyle w:val="Note"/>
       </w:pPr>
       <w:r>
-        <w:t xml:space="preserve">Podajesz temat, kierunek studiów i wytyczne promotora, a sztuczna inteligencja generuje unikalny, gotowy do edycji tekst: z poprawną strukturą rozdziałów, przypisami i bibliografią. Rejestracja jest darmowa, płacisz wyłącznie za wygenerowany tekst.</w:t>
+        <w:t xml:space="preserve">Wzór pokazuje układ pracy. Przewodnik pokazuje, jak wypełnić każdy rozdział treścią: dobór metody i narzędzi, analiza wyników, typowe uwagi recenzentów. PDF + EPUB, 49 zł, dostęp od razu po płatności.</w:t>
       </w:r>
     </w:p>
     <w:p>
       <w:pPr>
         <w:pStyle w:val="Note"/>
       </w:pPr>
-      <w:hyperlink r:id="rId31">
+      <w:hyperlink r:id="rId20">
         <w:r>
           <w:rPr>
             <w:rStyle w:val="Hyperlink"/>
             <w:b/>
             <w:bCs/>
           </w:rPr>
-          <w:t xml:space="preserve">www.smart-edu.ai/pl/masters-thesis</w:t>
+          <w:t xml:space="preserve">praca-magisterska.pl/sklep/jak-napisac-prace-magisterska-z-filologii-angielskiej/</w:t>
         </w:r>
       </w:hyperlink>
     </w:p>
@@ -1070,35 +1070,50 @@
         <w:pStyle w:val="BodyText"/>
       </w:pPr>
       <w:r>
-        <w:t xml:space="preserve">Wolisz napisać pracę w pełni samodzielnie? Pomoże Ci ebook</w:t>
-      </w:r>
-      <w:r>
-        <w:t xml:space="preserve"> </w:t>
-      </w:r>
-      <w:r>
-        <w:rPr>
-          <w:b/>
-          <w:bCs/>
-        </w:rPr>
-        <w:t xml:space="preserve">„Jak napisać pracę magisterską. Kompletny przewodnik od A do Z”</w:t>
-      </w:r>
-      <w:r>
-        <w:t xml:space="preserve"> </w:t>
-      </w:r>
-      <w:r>
-        <w:t xml:space="preserve">— 250 stron praktycznych wskazówek, szablonów i checklist, z rozdziałem o etycznym korzystaniu z AI:</w:t>
-      </w:r>
-      <w:r>
-        <w:t xml:space="preserve"> </w:t>
-      </w:r>
-      <w:hyperlink r:id="rId32">
+        <w:t xml:space="preserve">Chcesz zobaczyć kompletną pracę z przypisami i bibliografią? Zajrzyj do</w:t>
+      </w:r>
+      <w:r>
+        <w:t xml:space="preserve"> </w:t>
+      </w:r>
+      <w:hyperlink r:id="rId21">
         <w:r>
           <w:rPr>
             <w:rStyle w:val="Hyperlink"/>
           </w:rPr>
-          <w:t xml:space="preserve">www.praca-magisterska.pl/sklep/praca-magisterska-ebook/</w:t>
+          <w:t xml:space="preserve">katalogu gotowych prac wzorcowych</w:t>
         </w:r>
       </w:hyperlink>
+      <w:r>
+        <w:t xml:space="preserve"> </w:t>
+      </w:r>
+      <w:r>
+        <w:t xml:space="preserve">(59 zł za pracę).</w:t>
+      </w:r>
+    </w:p>
+    <w:p>
+      <w:pPr>
+        <w:pStyle w:val="BodyText"/>
+      </w:pPr>
+      <w:r>
+        <w:t xml:space="preserve">Generator</w:t>
+      </w:r>
+      <w:r>
+        <w:t xml:space="preserve"> </w:t>
+      </w:r>
+      <w:hyperlink r:id="rId22">
+        <w:r>
+          <w:rPr>
+            <w:rStyle w:val="Hyperlink"/>
+          </w:rPr>
+          <w:t xml:space="preserve">Smart-Edu.ai</w:t>
+        </w:r>
+      </w:hyperlink>
+      <w:r>
+        <w:t xml:space="preserve"> </w:t>
+      </w:r>
+      <w:r>
+        <w:t xml:space="preserve">przygotuje pierwszą wersję tekstu z pomocą sztucznej inteligencji, jeśli wolisz zacząć od szkicu.</w:t>
+      </w:r>
     </w:p>
     <w:p>
       <w:pPr>
@@ -1114,7 +1129,7 @@
       <w:r>
         <w:t xml:space="preserve"> </w:t>
       </w:r>
-      <w:hyperlink r:id="rId33">
+      <w:hyperlink r:id="rId23">
         <w:r>
           <w:rPr>
             <w:rStyle w:val="Hyperlink"/>
@@ -1125,7 +1140,7 @@
         </w:r>
       </w:hyperlink>
     </w:p>
-    <w:bookmarkEnd w:id="34"/>
+    <w:bookmarkEnd w:id="24"/>
     <w:sectPr/>
   </w:body>
 </w:document>
